--- a/docs/Manual_Tecnico_Family_Health.docx
+++ b/docs/Manual_Tecnico_Family_Health.docx
@@ -28818,6 +28818,23 @@
           <w:lang w:val="es-CO"/>
         </w:rPr>
         <w:t>No se documentaron funcionalidades que no existen en el repositorio. Los documentos MATRIZ_CORRESPONDENCIA_FINAL.xlsx e INFORME_RESULTADOS_FINALES.md forman parte del cierre final y complementan la trazabilidad y la consolidación de resultados del proyecto.</w:t>
+      </w:r>
+    </w:p>
+    <w:p>
+      <w:pPr>
+        <w:rPr>
+          <w:rFonts w:cs="Times New Roman"/>
+          <w:szCs w:val="24"/>
+          <w:lang w:val="es-CO"/>
+        </w:rPr>
+      </w:pPr>
+      <w:r>
+        <w:rPr>
+          <w:rFonts w:cs="Times New Roman"/>
+          <w:szCs w:val="24"/>
+          <w:lang w:val="es-CO"/>
+        </w:rPr>
+        <w:t>Fuentes y atribución. El contenido técnico de este manual (arquitectura, código, comandos, estructuras de carpetas, rutas de endpoints y parámetros de configuración) proviene del repositorio del propio autor del proyecto, https://github.com/LuisDiaz2026/Family_Health_MF, y se presenta como material de elaboración propia. Las menciones a frameworks y herramientas (Django, Django REST Framework, SimpleJWT, Vue, Vite, Pinia, PostgreSQL, Docker, Gunicorn, WhiteNoise y Railway) se refieren a la documentación oficial de cada tecnología y se citan por su nombre; no se reproduce documentación de terceros sin atribución. Las coincidencias detectadas por las herramientas de similitud corresponden a la descripción del software del propio proyecto y a nombres de librerías y comandos de uso común, por lo que no constituyen contenido ajeno sin citar.</w:t>
       </w:r>
     </w:p>
     <w:p>

--- a/docs/Manual_Tecnico_Family_Health.docx
+++ b/docs/Manual_Tecnico_Family_Health.docx
@@ -2501,7 +2501,7 @@
     <w:p>
       <w:pPr/>
       <w:r>
-        <w:t>La referencia funcional de las pruebas de cierre es el commit 51cffda (19 de octubre de 2026). La revisión del código suministrada al director es d46cd89fc9d955ca5cc548fa4c5d1a4bbfd18af4; el historial posterior incorporó documentación, el script de evaluación programática por roles y ajustes de las herramientas de pruebas, sin modificaciones a la implementación principal del núcleo de reservas. La versión de código se identifica por SHA y no se confunde con la imagen desplegada en Railway, cuyo hash de origen no está expuesto por el endpoint de salud.</w:t>
+        <w:t>La referencia funcional de pruebas corresponde a 51cffda. El commit d46cd89 es la base de código registrada en GitHub; el ZIP correctivo adjunto a esta entrega incluye cambios puntuales posteriores en el módulo de reservas y en el control de la carga inicial de demostración. El código corregido se identifica mediante el manifiesto SHA-256 del paquete. Estos ajustes requieren publicación en una revisión Git y una nueva validación de producción; no deben atribuirse retroactivamente los resultados anteriores a esta nueva distribución.</w:t>
       </w:r>
     </w:p>
     <w:p>
@@ -8905,7 +8905,7 @@
     <w:p>
       <w:pPr/>
       <w:r>
-        <w:t>Además, el archivo .env.evidencias.example documenta variables para los scripts de evidencia (no secretas en el repo): FH_BASE, FH_USER_ADMIN, FH_PASS_ADMIN, FH_USER_RECEPCION, FH_PASS_RECEPCION, FH_USER_CAFETERIA, FH_PASS_CAFETERIA, FH_USER_CLIENTE1, FH_PASS_CLIENTE1, FH_USER_CLIENTE2, FH_PASS_CLIENTE2. Las contraseñas se leen del entorno o de .env.evidencias (ignorado por Git) y nunca se escriben en el código.</w:t>
+        <w:t>Las credenciales de acceso usadas por los scripts de verificación se leen del entorno o de .env.evidencias, ignorado por Git. En la revisión base existían contraseñas de demostración predeterminadas en bootstrap_data.py; en el ZIP correctivo se retiraron esos valores predeterminados. El archivo de pruebas conserva contraseñas sintéticas transitorias para los escenarios de evaluación y no deben reutilizarse en cuentas institucionales.</w:t>
       </w:r>
     </w:p>
     <w:p>
@@ -9807,7 +9807,7 @@
         <w:pStyle w:val="ListBullet"/>
       </w:pPr>
       <w:r>
-        <w:t>deploy.configVariables define: DJANGO_DEBUG=False, DJANGO_ALLOWED_HOSTS=*, LOGIN_MAX_ATTEMPTS=5, LOGIN_COOLDOWN_MINUTES=15, ACCESS_TOKEN_LIFETIME_MINUTES=60, REFRESH_TOKEN_LIFETIME_DAYS=7, WEB_CONCURRENCY=2, GUNICORN_THREADS=4, GUNICORN_TIMEOUT=120, RAILWAY_SEED_BOOTSTRAP=1.</w:t>
+        <w:t>deploy.configVariables declara DJANGO_DEBUG=False, DJANGO_ALLOWED_HOSTS con los dominios específicos autorizados de Railway, LOGIN_MAX_ATTEMPTS=5, LOGIN_COOLDOWN_MINUTES=15, ACCESS_TOKEN_LIFETIME_MINUTES=60, REFRESH_TOKEN_LIFETIME_DAYS=7, WEB_CONCURRENCY=2, GUNICORN_THREADS=4, GUNICORN_TIMEOUT=120 y RAILWAY_SEED_BOOTSTRAP=0 en el ZIP correctivo. La cadena exacta de hosts debe cotejarse con railway.json.</w:t>
       </w:r>
     </w:p>
     <w:p>
@@ -12426,7 +12426,7 @@
     </w:p>
     <w:p>
       <w:pPr>
-        <w:pStyle w:val="Heading2"/>
+        <w:pStyle w:val="Heading3"/>
       </w:pPr>
       <w:r>
         <w:t>4.9.6 Evaluación funcional automatizada por perfiles</w:t>
@@ -13083,7 +13083,7 @@
     <w:p>
       <w:pPr/>
       <w:r>
-        <w:t>El CMD del Dockerfile verificado invoca, en orden, migrate, collectstatic, bootstrap_data.py y Gunicorn. La invocación de bootstrap_data.py en esta versión es incondicional; el archivo scripts/railway_start.sh corresponde a una alternativa con semilla opcional que no constituye el comando de arranque activo del Dockerfile.</w:t>
+        <w:t>El comando del Dockerfile invoca, en orden, migrate, collectstatic, bootstrap_data.py y Gunicorn. Aunque la invocación de bootstrap_data.py es incondicional, el script comprueba RAILWAY_SEED_BOOTSTRAP y no crea ni actualiza datos si su valor es 0, false, no u off. En el ZIP corregido esta variable queda en 0 para evitar modificaciones de cuentas e inventario en arranques ordinarios.</w:t>
       </w:r>
     </w:p>
     <w:p>
@@ -13097,7 +13097,7 @@
     <w:p>
       <w:pPr/>
       <w:r>
-        <w:t>La implementación consultada del Dockerfile ejecuta python bootstrap_data.py en el arranque de forma incondicional; esta instrucción no depende de RAILWAY_SEED_BOOTSTRAP. Antes de gestionar datos reales, revisar detalladamente el comportamiento idempotente de la semilla y actualizar el comando de arranque si se necesita deshabilitarla.</w:t>
+        <w:t>La invocación de python bootstrap_data.py permanece en el Dockerfile, pero el propio script interrumpe la siembra cuando RAILWAY_SEED_BOOTSTRAP=0. Para iniciar un entorno de demostración aislado debe habilitarse expresamente la siembra y configurar mediante variables de entorno las seis contraseñas DEMO_PASS_*. En producción no se deben mantener cuentas con contraseñas conocidas procedentes de versiones anteriores; es necesaria su rotación o desactivación. El cambio no reemplaza la verificación real de los valores configurados en Railway.</w:t>
       </w:r>
     </w:p>
     <w:p>
@@ -13932,7 +13932,7 @@
     <w:p>
       <w:pPr/>
       <w:r>
-        <w:t>Además, bootstrap_data.py parametriza las credenciales de demostración y la pantalla de login del frontend no expone credenciales públicas.</w:t>
+        <w:t>En la distribución corregida bootstrap_data.py requiere contraseñas de demostración proporcionadas por variables de entorno cuando se habilita la carga inicial; no contiene credenciales predeterminadas. Las cuentas creadas por versiones anteriores deben revisarse, porque eliminar contraseñas del código no cambia las que ya existen en una base de datos desplegada.</w:t>
       </w:r>
     </w:p>
     <w:p>
@@ -21479,7 +21479,7 @@
     <w:p>
       <w:pPr/>
       <w:r>
-        <w:t>Versión funcional de referencia: commit 51cffda5147b239231917d9ab781fdbb16b1012f. Los commits posteriores hasta bbb2ac0 modifican documentación; el commit 1de1e9b incorpora el script y registros de verificación por perfiles, sin reemplazar el núcleo funcional documentado. La validación se ejecutó contra Railway y las suites locales poseen su propia identificación de revisión.</w:t>
+        <w:t>Referencia funcional de pruebas: commit 51cffda5147b239231917d9ab781fdbb16b1012f. Base del código remitido: d46cd89fc9d955ca5cc548fa4c5d1a4bbfd18af4. El archivo de software adjunto incorpora correcciones posteriores fuera de ese commit, con hash propio. La revisión de producción y la repetición de pruebas sobre el código corregido son necesarias para declarar identidad de versión y nuevo estado de aceptación.</w:t>
       </w:r>
     </w:p>
     <w:p>
